--- a/docs/الفصل-الرابع-التنفيذ-والنتائج.docx
+++ b/docs/الفصل-الرابع-التنفيذ-والنتائج.docx
@@ -65,7 +65,7 @@
         <w:rPr>
           <w:rFonts w:ascii="Times New Roman" w:hAnsi="Times New Roman" w:cs="Simplified Arabic"/>
           <w:b/>
-          <w:sz w:val="32"/>
+          <w:sz w:val="30"/>
           <w:szCs w:val="32"/>
           <w:bCs/>
           <w:rtl w:val="1"/>
@@ -100,7 +100,7 @@
         <w:rPr>
           <w:rFonts w:ascii="Times New Roman" w:hAnsi="Times New Roman" w:cs="Simplified Arabic"/>
           <w:b/>
-          <w:sz w:val="44"/>
+          <w:sz w:val="42"/>
           <w:szCs w:val="44"/>
           <w:bCs/>
           <w:rtl w:val="1"/>
@@ -118,7 +118,7 @@
         <w:rPr>
           <w:rFonts w:ascii="Times New Roman" w:hAnsi="Times New Roman" w:cs="Simplified Arabic"/>
           <w:b/>
-          <w:sz w:val="40"/>
+          <w:sz w:val="38"/>
           <w:szCs w:val="40"/>
           <w:bCs/>
           <w:rtl w:val="1"/>
@@ -136,7 +136,7 @@
         <w:rPr>
           <w:rFonts w:ascii="Times New Roman" w:hAnsi="Times New Roman" w:cs="Times New Roman"/>
           <w:b w:val="0"/>
-          <w:sz w:val="28"/>
+          <w:sz w:val="26"/>
           <w:szCs w:val="28"/>
           <w:rtl w:val="1"/>
         </w:rPr>
@@ -175,7 +175,7 @@
         <w:rPr>
           <w:rFonts w:ascii="Times New Roman" w:hAnsi="Times New Roman" w:cs="Simplified Arabic"/>
           <w:b/>
-          <w:sz w:val="34"/>
+          <w:sz w:val="32"/>
           <w:szCs w:val="34"/>
           <w:bCs/>
           <w:rtl w:val="1"/>
@@ -193,7 +193,7 @@
         <w:rPr>
           <w:rFonts w:ascii="Times New Roman" w:hAnsi="Times New Roman" w:cs="Simplified Arabic"/>
           <w:b/>
-          <w:sz w:val="34"/>
+          <w:sz w:val="32"/>
           <w:szCs w:val="34"/>
           <w:bCs/>
           <w:rtl w:val="1"/>
@@ -212,7 +212,7 @@
         <w:rPr>
           <w:rFonts w:ascii="Times New Roman" w:hAnsi="Times New Roman" w:cs="Simplified Arabic"/>
           <w:b w:val="0"/>
-          <w:sz w:val="28"/>
+          <w:sz w:val="26"/>
           <w:szCs w:val="28"/>
           <w:rtl w:val="1"/>
         </w:rPr>
@@ -230,7 +230,7 @@
         <w:rPr>
           <w:rFonts w:ascii="Times New Roman" w:hAnsi="Times New Roman" w:cs="Simplified Arabic"/>
           <w:b w:val="0"/>
-          <w:sz w:val="28"/>
+          <w:sz w:val="26"/>
           <w:szCs w:val="28"/>
           <w:rtl w:val="1"/>
         </w:rPr>
@@ -247,7 +247,7 @@
         <w:rPr>
           <w:rFonts w:ascii="Times New Roman" w:hAnsi="Times New Roman" w:cs="Simplified Arabic"/>
           <w:b/>
-          <w:sz w:val="34"/>
+          <w:sz w:val="32"/>
           <w:szCs w:val="34"/>
           <w:bCs/>
           <w:rtl w:val="1"/>
@@ -265,7 +265,7 @@
         <w:rPr>
           <w:rFonts w:ascii="Times New Roman" w:hAnsi="Times New Roman" w:cs="Simplified Arabic"/>
           <w:b/>
-          <w:sz w:val="30"/>
+          <w:sz w:val="28"/>
           <w:szCs w:val="30"/>
           <w:bCs/>
           <w:rtl w:val="1"/>
@@ -284,7 +284,7 @@
         <w:rPr>
           <w:rFonts w:ascii="Times New Roman" w:hAnsi="Times New Roman" w:cs="Simplified Arabic"/>
           <w:b w:val="0"/>
-          <w:sz w:val="28"/>
+          <w:sz w:val="26"/>
           <w:szCs w:val="28"/>
           <w:rtl w:val="1"/>
         </w:rPr>
@@ -316,6 +316,7 @@
         <w:jc w:val="center"/>
         <w:tblLayout w:type="autofit"/>
         <w:tblLook w:firstColumn="1" w:firstRow="1" w:lastColumn="0" w:lastRow="0" w:noHBand="0" w:noVBand="1" w:val="04A0"/>
+        <w:tblW w:w="5000" w:type="pct"/>
       </w:tblPr>
       <w:tblGrid>
         <w:gridCol w:w="3118"/>
@@ -1098,7 +1099,7 @@
         <w:rPr>
           <w:rFonts w:ascii="Times New Roman" w:hAnsi="Times New Roman" w:cs="Simplified Arabic"/>
           <w:b w:val="0"/>
-          <w:sz w:val="28"/>
+          <w:sz w:val="26"/>
           <w:szCs w:val="28"/>
           <w:rtl w:val="1"/>
         </w:rPr>
@@ -1202,7 +1203,7 @@
         <w:rPr>
           <w:rFonts w:ascii="Times New Roman" w:hAnsi="Times New Roman" w:cs="Simplified Arabic"/>
           <w:b/>
-          <w:sz w:val="30"/>
+          <w:sz w:val="28"/>
           <w:szCs w:val="30"/>
           <w:bCs/>
           <w:rtl w:val="1"/>
@@ -1221,7 +1222,7 @@
         <w:rPr>
           <w:rFonts w:ascii="Times New Roman" w:hAnsi="Times New Roman" w:cs="Simplified Arabic"/>
           <w:b w:val="0"/>
-          <w:sz w:val="28"/>
+          <w:sz w:val="26"/>
           <w:szCs w:val="28"/>
           <w:rtl w:val="1"/>
         </w:rPr>
@@ -1239,7 +1240,7 @@
         <w:rPr>
           <w:rFonts w:ascii="Times New Roman" w:hAnsi="Times New Roman" w:cs="Simplified Arabic"/>
           <w:b w:val="0"/>
-          <w:sz w:val="28"/>
+          <w:sz w:val="26"/>
           <w:szCs w:val="28"/>
           <w:rtl w:val="1"/>
         </w:rPr>
@@ -1249,7 +1250,7 @@
         <w:rPr>
           <w:rFonts w:ascii="Times New Roman" w:hAnsi="Times New Roman" w:cs="Simplified Arabic"/>
           <w:b/>
-          <w:sz w:val="28"/>
+          <w:sz w:val="26"/>
           <w:szCs w:val="28"/>
           <w:bCs/>
           <w:rtl w:val="1"/>
@@ -1260,7 +1261,7 @@
         <w:rPr>
           <w:rFonts w:ascii="Times New Roman" w:hAnsi="Times New Roman" w:cs="Simplified Arabic"/>
           <w:b w:val="0"/>
-          <w:sz w:val="28"/>
+          <w:sz w:val="26"/>
           <w:szCs w:val="28"/>
           <w:rtl w:val="1"/>
         </w:rPr>
@@ -1278,7 +1279,7 @@
         <w:rPr>
           <w:rFonts w:ascii="Times New Roman" w:hAnsi="Times New Roman" w:cs="Simplified Arabic"/>
           <w:b w:val="0"/>
-          <w:sz w:val="28"/>
+          <w:sz w:val="26"/>
           <w:szCs w:val="28"/>
           <w:rtl w:val="1"/>
         </w:rPr>
@@ -1288,7 +1289,7 @@
         <w:rPr>
           <w:rFonts w:ascii="Times New Roman" w:hAnsi="Times New Roman" w:cs="Simplified Arabic"/>
           <w:b/>
-          <w:sz w:val="28"/>
+          <w:sz w:val="26"/>
           <w:szCs w:val="28"/>
           <w:bCs/>
           <w:rtl w:val="1"/>
@@ -1299,7 +1300,7 @@
         <w:rPr>
           <w:rFonts w:ascii="Times New Roman" w:hAnsi="Times New Roman" w:cs="Simplified Arabic"/>
           <w:b w:val="0"/>
-          <w:sz w:val="28"/>
+          <w:sz w:val="26"/>
           <w:szCs w:val="28"/>
           <w:rtl w:val="1"/>
         </w:rPr>
@@ -1317,7 +1318,7 @@
         <w:rPr>
           <w:rFonts w:ascii="Times New Roman" w:hAnsi="Times New Roman" w:cs="Simplified Arabic"/>
           <w:b w:val="0"/>
-          <w:sz w:val="28"/>
+          <w:sz w:val="26"/>
           <w:szCs w:val="28"/>
           <w:rtl w:val="1"/>
         </w:rPr>
@@ -1327,7 +1328,7 @@
         <w:rPr>
           <w:rFonts w:ascii="Times New Roman" w:hAnsi="Times New Roman" w:cs="Simplified Arabic"/>
           <w:b/>
-          <w:sz w:val="28"/>
+          <w:sz w:val="26"/>
           <w:szCs w:val="28"/>
           <w:bCs/>
           <w:rtl w:val="1"/>
@@ -1338,7 +1339,7 @@
         <w:rPr>
           <w:rFonts w:ascii="Times New Roman" w:hAnsi="Times New Roman" w:cs="Simplified Arabic"/>
           <w:b w:val="0"/>
-          <w:sz w:val="28"/>
+          <w:sz w:val="26"/>
           <w:szCs w:val="28"/>
           <w:rtl w:val="1"/>
         </w:rPr>
@@ -1356,7 +1357,7 @@
         <w:rPr>
           <w:rFonts w:ascii="Times New Roman" w:hAnsi="Times New Roman" w:cs="Simplified Arabic"/>
           <w:b w:val="0"/>
-          <w:sz w:val="28"/>
+          <w:sz w:val="26"/>
           <w:szCs w:val="28"/>
           <w:rtl w:val="1"/>
         </w:rPr>
@@ -1366,7 +1367,7 @@
         <w:rPr>
           <w:rFonts w:ascii="Times New Roman" w:hAnsi="Times New Roman" w:cs="Simplified Arabic"/>
           <w:b/>
-          <w:sz w:val="28"/>
+          <w:sz w:val="26"/>
           <w:szCs w:val="28"/>
           <w:bCs/>
           <w:rtl w:val="1"/>
@@ -1377,7 +1378,7 @@
         <w:rPr>
           <w:rFonts w:ascii="Times New Roman" w:hAnsi="Times New Roman" w:cs="Simplified Arabic"/>
           <w:b w:val="0"/>
-          <w:sz w:val="28"/>
+          <w:sz w:val="26"/>
           <w:szCs w:val="28"/>
           <w:rtl w:val="1"/>
         </w:rPr>
@@ -1395,7 +1396,7 @@
         <w:rPr>
           <w:rFonts w:ascii="Times New Roman" w:hAnsi="Times New Roman" w:cs="Simplified Arabic"/>
           <w:b w:val="0"/>
-          <w:sz w:val="28"/>
+          <w:sz w:val="26"/>
           <w:szCs w:val="28"/>
           <w:rtl w:val="1"/>
         </w:rPr>
@@ -1405,7 +1406,7 @@
         <w:rPr>
           <w:rFonts w:ascii="Times New Roman" w:hAnsi="Times New Roman" w:cs="Simplified Arabic"/>
           <w:b/>
-          <w:sz w:val="28"/>
+          <w:sz w:val="26"/>
           <w:szCs w:val="28"/>
           <w:bCs/>
           <w:rtl w:val="1"/>
@@ -1416,7 +1417,7 @@
         <w:rPr>
           <w:rFonts w:ascii="Times New Roman" w:hAnsi="Times New Roman" w:cs="Simplified Arabic"/>
           <w:b w:val="0"/>
-          <w:sz w:val="28"/>
+          <w:sz w:val="26"/>
           <w:szCs w:val="28"/>
           <w:rtl w:val="1"/>
         </w:rPr>
@@ -1433,7 +1434,7 @@
         <w:rPr>
           <w:rFonts w:ascii="Times New Roman" w:hAnsi="Times New Roman" w:cs="Simplified Arabic"/>
           <w:b/>
-          <w:sz w:val="34"/>
+          <w:sz w:val="32"/>
           <w:szCs w:val="34"/>
           <w:bCs/>
           <w:rtl w:val="1"/>
@@ -1452,7 +1453,7 @@
         <w:rPr>
           <w:rFonts w:ascii="Times New Roman" w:hAnsi="Times New Roman" w:cs="Simplified Arabic"/>
           <w:b w:val="0"/>
-          <w:sz w:val="28"/>
+          <w:sz w:val="26"/>
           <w:szCs w:val="28"/>
           <w:rtl w:val="1"/>
         </w:rPr>
@@ -1542,6 +1543,7 @@
         <w:jc w:val="center"/>
         <w:tblLayout w:type="autofit"/>
         <w:tblLook w:firstColumn="1" w:firstRow="1" w:lastColumn="0" w:lastRow="0" w:noHBand="0" w:noVBand="1" w:val="04A0"/>
+        <w:tblW w:w="5000" w:type="pct"/>
       </w:tblPr>
       <w:tblGrid>
         <w:gridCol w:w="3118"/>
@@ -2414,7 +2416,7 @@
                 <w:szCs w:val="24"/>
                 <w:rtl w:val="1"/>
               </w:rPr>
-              <w:t>أوامر `Experiment*` في `Console/Commands`</w:t>
+              <w:t>أوامر التجارب في `Console/Commands`</w:t>
             </w:r>
           </w:p>
         </w:tc>
@@ -2460,7 +2462,7 @@
         <w:rPr>
           <w:rFonts w:ascii="Times New Roman" w:hAnsi="Times New Roman" w:cs="Simplified Arabic"/>
           <w:b w:val="0"/>
-          <w:sz w:val="28"/>
+          <w:sz w:val="26"/>
           <w:szCs w:val="28"/>
           <w:rtl w:val="1"/>
         </w:rPr>
@@ -2477,7 +2479,7 @@
         <w:rPr>
           <w:rFonts w:ascii="Times New Roman" w:hAnsi="Times New Roman" w:cs="Simplified Arabic"/>
           <w:b/>
-          <w:sz w:val="34"/>
+          <w:sz w:val="32"/>
           <w:szCs w:val="34"/>
           <w:bCs/>
           <w:rtl w:val="1"/>
@@ -2495,7 +2497,7 @@
         <w:rPr>
           <w:rFonts w:ascii="Times New Roman" w:hAnsi="Times New Roman" w:cs="Simplified Arabic"/>
           <w:b/>
-          <w:sz w:val="30"/>
+          <w:sz w:val="28"/>
           <w:szCs w:val="30"/>
           <w:bCs/>
           <w:rtl w:val="1"/>
@@ -2514,7 +2516,7 @@
         <w:rPr>
           <w:rFonts w:ascii="Times New Roman" w:hAnsi="Times New Roman" w:cs="Simplified Arabic"/>
           <w:b w:val="0"/>
-          <w:sz w:val="28"/>
+          <w:sz w:val="26"/>
           <w:szCs w:val="28"/>
           <w:rtl w:val="1"/>
         </w:rPr>
@@ -2532,7 +2534,7 @@
         <w:rPr>
           <w:rFonts w:ascii="Times New Roman" w:hAnsi="Times New Roman" w:cs="Simplified Arabic"/>
           <w:b/>
-          <w:sz w:val="28"/>
+          <w:sz w:val="26"/>
           <w:szCs w:val="28"/>
           <w:bCs/>
           <w:rtl w:val="1"/>
@@ -2543,7 +2545,7 @@
         <w:rPr>
           <w:rFonts w:ascii="Times New Roman" w:hAnsi="Times New Roman" w:cs="Simplified Arabic"/>
           <w:b w:val="0"/>
-          <w:sz w:val="28"/>
+          <w:sz w:val="26"/>
           <w:szCs w:val="28"/>
           <w:rtl w:val="1"/>
         </w:rPr>
@@ -2632,7 +2634,7 @@
         <w:rPr>
           <w:rFonts w:ascii="Times New Roman" w:hAnsi="Times New Roman" w:cs="Simplified Arabic"/>
           <w:b/>
-          <w:sz w:val="28"/>
+          <w:sz w:val="26"/>
           <w:szCs w:val="28"/>
           <w:bCs/>
           <w:rtl w:val="1"/>
@@ -2643,7 +2645,7 @@
         <w:rPr>
           <w:rFonts w:ascii="Times New Roman" w:hAnsi="Times New Roman" w:cs="Simplified Arabic"/>
           <w:b w:val="0"/>
-          <w:sz w:val="28"/>
+          <w:sz w:val="26"/>
           <w:szCs w:val="28"/>
           <w:rtl w:val="1"/>
         </w:rPr>
@@ -2748,7 +2750,7 @@
         <w:rPr>
           <w:rFonts w:ascii="Times New Roman" w:hAnsi="Times New Roman" w:cs="Simplified Arabic"/>
           <w:b/>
-          <w:sz w:val="28"/>
+          <w:sz w:val="26"/>
           <w:szCs w:val="28"/>
           <w:bCs/>
           <w:rtl w:val="1"/>
@@ -2759,7 +2761,7 @@
         <w:rPr>
           <w:rFonts w:ascii="Times New Roman" w:hAnsi="Times New Roman" w:cs="Simplified Arabic"/>
           <w:b w:val="0"/>
-          <w:sz w:val="28"/>
+          <w:sz w:val="26"/>
           <w:szCs w:val="28"/>
           <w:rtl w:val="1"/>
         </w:rPr>
@@ -2791,6 +2793,7 @@
         <w:jc w:val="center"/>
         <w:tblLayout w:type="autofit"/>
         <w:tblLook w:firstColumn="1" w:firstRow="1" w:lastColumn="0" w:lastRow="0" w:noHBand="0" w:noVBand="1" w:val="04A0"/>
+        <w:tblW w:w="5000" w:type="pct"/>
       </w:tblPr>
       <w:tblGrid>
         <w:gridCol w:w="2339"/>
@@ -3547,7 +3550,7 @@
         <w:rPr>
           <w:rFonts w:ascii="Times New Roman" w:hAnsi="Times New Roman" w:cs="Simplified Arabic"/>
           <w:b/>
-          <w:sz w:val="30"/>
+          <w:sz w:val="28"/>
           <w:szCs w:val="30"/>
           <w:bCs/>
           <w:rtl w:val="1"/>
@@ -3566,7 +3569,7 @@
         <w:rPr>
           <w:rFonts w:ascii="Times New Roman" w:hAnsi="Times New Roman" w:cs="Simplified Arabic"/>
           <w:b/>
-          <w:sz w:val="28"/>
+          <w:sz w:val="26"/>
           <w:szCs w:val="28"/>
           <w:bCs/>
           <w:rtl w:val="1"/>
@@ -3577,7 +3580,7 @@
         <w:rPr>
           <w:rFonts w:ascii="Times New Roman" w:hAnsi="Times New Roman" w:cs="Simplified Arabic"/>
           <w:b w:val="0"/>
-          <w:sz w:val="28"/>
+          <w:sz w:val="26"/>
           <w:szCs w:val="28"/>
           <w:rtl w:val="1"/>
         </w:rPr>
@@ -3609,6 +3612,7 @@
         <w:jc w:val="center"/>
         <w:tblLayout w:type="autofit"/>
         <w:tblLook w:firstColumn="1" w:firstRow="1" w:lastColumn="0" w:lastRow="0" w:noHBand="0" w:noVBand="1" w:val="04A0"/>
+        <w:tblW w:w="5000" w:type="pct"/>
       </w:tblPr>
       <w:tblGrid>
         <w:gridCol w:w="2339"/>
@@ -4366,7 +4370,7 @@
         <w:rPr>
           <w:rFonts w:ascii="Times New Roman" w:hAnsi="Times New Roman" w:cs="Simplified Arabic"/>
           <w:b w:val="0"/>
-          <w:sz w:val="28"/>
+          <w:sz w:val="26"/>
           <w:szCs w:val="28"/>
           <w:rtl w:val="1"/>
         </w:rPr>
@@ -4376,7 +4380,7 @@
         <w:rPr>
           <w:rFonts w:ascii="Times New Roman" w:hAnsi="Times New Roman" w:cs="Simplified Arabic"/>
           <w:b/>
-          <w:sz w:val="28"/>
+          <w:sz w:val="26"/>
           <w:szCs w:val="28"/>
           <w:bCs/>
           <w:rtl w:val="1"/>
@@ -4387,7 +4391,7 @@
         <w:rPr>
           <w:rFonts w:ascii="Times New Roman" w:hAnsi="Times New Roman" w:cs="Simplified Arabic"/>
           <w:b w:val="0"/>
-          <w:sz w:val="28"/>
+          <w:sz w:val="26"/>
           <w:szCs w:val="28"/>
           <w:rtl w:val="1"/>
         </w:rPr>
@@ -4405,7 +4409,7 @@
         <w:rPr>
           <w:rFonts w:ascii="Times New Roman" w:hAnsi="Times New Roman" w:cs="Simplified Arabic"/>
           <w:b/>
-          <w:sz w:val="28"/>
+          <w:sz w:val="26"/>
           <w:szCs w:val="28"/>
           <w:bCs/>
           <w:rtl w:val="1"/>
@@ -4416,7 +4420,7 @@
         <w:rPr>
           <w:rFonts w:ascii="Times New Roman" w:hAnsi="Times New Roman" w:cs="Simplified Arabic"/>
           <w:b w:val="0"/>
-          <w:sz w:val="28"/>
+          <w:sz w:val="26"/>
           <w:szCs w:val="28"/>
           <w:rtl w:val="1"/>
         </w:rPr>
@@ -4448,6 +4452,7 @@
         <w:jc w:val="center"/>
         <w:tblLayout w:type="autofit"/>
         <w:tblLook w:firstColumn="1" w:firstRow="1" w:lastColumn="0" w:lastRow="0" w:noHBand="0" w:noVBand="1" w:val="04A0"/>
+        <w:tblW w:w="5000" w:type="pct"/>
       </w:tblPr>
       <w:tblGrid>
         <w:gridCol w:w="3118"/>
@@ -4890,7 +4895,7 @@
         <w:rPr>
           <w:rFonts w:ascii="Times New Roman" w:hAnsi="Times New Roman" w:cs="Simplified Arabic"/>
           <w:b w:val="0"/>
-          <w:sz w:val="28"/>
+          <w:sz w:val="26"/>
           <w:szCs w:val="28"/>
           <w:rtl w:val="1"/>
         </w:rPr>
@@ -4931,7 +4936,7 @@
         <w:rPr>
           <w:rFonts w:ascii="Times New Roman" w:hAnsi="Times New Roman" w:cs="Simplified Arabic"/>
           <w:b w:val="0"/>
-          <w:sz w:val="28"/>
+          <w:sz w:val="26"/>
           <w:szCs w:val="28"/>
           <w:rtl w:val="1"/>
         </w:rPr>
@@ -4948,7 +4953,7 @@
         <w:rPr>
           <w:rFonts w:ascii="Times New Roman" w:hAnsi="Times New Roman" w:cs="Simplified Arabic"/>
           <w:b/>
-          <w:sz w:val="30"/>
+          <w:sz w:val="28"/>
           <w:szCs w:val="30"/>
           <w:bCs/>
           <w:rtl w:val="1"/>
@@ -4967,7 +4972,7 @@
         <w:rPr>
           <w:rFonts w:ascii="Times New Roman" w:hAnsi="Times New Roman" w:cs="Simplified Arabic"/>
           <w:b w:val="0"/>
-          <w:sz w:val="28"/>
+          <w:sz w:val="26"/>
           <w:szCs w:val="28"/>
           <w:rtl w:val="1"/>
         </w:rPr>
@@ -4985,7 +4990,7 @@
         <w:rPr>
           <w:rFonts w:ascii="Times New Roman" w:hAnsi="Times New Roman" w:cs="Simplified Arabic"/>
           <w:b/>
-          <w:sz w:val="28"/>
+          <w:sz w:val="26"/>
           <w:szCs w:val="28"/>
           <w:bCs/>
           <w:rtl w:val="1"/>
@@ -4996,7 +5001,7 @@
         <w:rPr>
           <w:rFonts w:ascii="Times New Roman" w:hAnsi="Times New Roman" w:cs="Simplified Arabic"/>
           <w:b w:val="0"/>
-          <w:sz w:val="28"/>
+          <w:sz w:val="26"/>
           <w:szCs w:val="28"/>
           <w:rtl w:val="1"/>
         </w:rPr>
@@ -5014,7 +5019,7 @@
         <w:rPr>
           <w:rFonts w:ascii="Times New Roman" w:hAnsi="Times New Roman" w:cs="Simplified Arabic"/>
           <w:b/>
-          <w:sz w:val="28"/>
+          <w:sz w:val="26"/>
           <w:szCs w:val="28"/>
           <w:bCs/>
           <w:rtl w:val="1"/>
@@ -5025,7 +5030,7 @@
         <w:rPr>
           <w:rFonts w:ascii="Times New Roman" w:hAnsi="Times New Roman" w:cs="Simplified Arabic"/>
           <w:b w:val="0"/>
-          <w:sz w:val="28"/>
+          <w:sz w:val="26"/>
           <w:szCs w:val="28"/>
           <w:rtl w:val="1"/>
         </w:rPr>
@@ -5130,7 +5135,7 @@
         <w:rPr>
           <w:rFonts w:ascii="Times New Roman" w:hAnsi="Times New Roman" w:cs="Simplified Arabic"/>
           <w:b/>
-          <w:sz w:val="28"/>
+          <w:sz w:val="26"/>
           <w:szCs w:val="28"/>
           <w:bCs/>
           <w:rtl w:val="1"/>
@@ -5141,7 +5146,7 @@
         <w:rPr>
           <w:rFonts w:ascii="Times New Roman" w:hAnsi="Times New Roman" w:cs="Simplified Arabic"/>
           <w:b w:val="0"/>
-          <w:sz w:val="28"/>
+          <w:sz w:val="26"/>
           <w:szCs w:val="28"/>
           <w:rtl w:val="1"/>
         </w:rPr>
@@ -5173,6 +5178,7 @@
         <w:jc w:val="center"/>
         <w:tblLayout w:type="autofit"/>
         <w:tblLook w:firstColumn="1" w:firstRow="1" w:lastColumn="0" w:lastRow="0" w:noHBand="0" w:noVBand="1" w:val="04A0"/>
+        <w:tblW w:w="5000" w:type="pct"/>
       </w:tblPr>
       <w:tblGrid>
         <w:gridCol w:w="3118"/>
@@ -5615,7 +5621,7 @@
         <w:rPr>
           <w:rFonts w:ascii="Times New Roman" w:hAnsi="Times New Roman" w:cs="Simplified Arabic"/>
           <w:b w:val="0"/>
-          <w:sz w:val="28"/>
+          <w:sz w:val="26"/>
           <w:szCs w:val="28"/>
           <w:rtl w:val="1"/>
         </w:rPr>
@@ -5632,7 +5638,7 @@
         <w:rPr>
           <w:rFonts w:ascii="Times New Roman" w:hAnsi="Times New Roman" w:cs="Simplified Arabic"/>
           <w:b/>
-          <w:sz w:val="30"/>
+          <w:sz w:val="28"/>
           <w:szCs w:val="30"/>
           <w:bCs/>
           <w:rtl w:val="1"/>
@@ -5651,7 +5657,7 @@
         <w:rPr>
           <w:rFonts w:ascii="Times New Roman" w:hAnsi="Times New Roman" w:cs="Simplified Arabic"/>
           <w:b/>
-          <w:sz w:val="28"/>
+          <w:sz w:val="26"/>
           <w:szCs w:val="28"/>
           <w:bCs/>
           <w:rtl w:val="1"/>
@@ -5662,7 +5668,7 @@
         <w:rPr>
           <w:rFonts w:ascii="Times New Roman" w:hAnsi="Times New Roman" w:cs="Simplified Arabic"/>
           <w:b w:val="0"/>
-          <w:sz w:val="28"/>
+          <w:sz w:val="26"/>
           <w:szCs w:val="28"/>
           <w:rtl w:val="1"/>
         </w:rPr>
@@ -5694,6 +5700,7 @@
         <w:jc w:val="center"/>
         <w:tblLayout w:type="autofit"/>
         <w:tblLook w:firstColumn="1" w:firstRow="1" w:lastColumn="0" w:lastRow="0" w:noHBand="0" w:noVBand="1" w:val="04A0"/>
+        <w:tblW w:w="5000" w:type="pct"/>
       </w:tblPr>
       <w:tblGrid>
         <w:gridCol w:w="2339"/>
@@ -6541,7 +6548,7 @@
         <w:rPr>
           <w:rFonts w:ascii="Times New Roman" w:hAnsi="Times New Roman" w:cs="Simplified Arabic"/>
           <w:b/>
-          <w:sz w:val="28"/>
+          <w:sz w:val="26"/>
           <w:szCs w:val="28"/>
           <w:bCs/>
           <w:rtl w:val="1"/>
@@ -6552,7 +6559,7 @@
         <w:rPr>
           <w:rFonts w:ascii="Times New Roman" w:hAnsi="Times New Roman" w:cs="Simplified Arabic"/>
           <w:b w:val="0"/>
-          <w:sz w:val="28"/>
+          <w:sz w:val="26"/>
           <w:szCs w:val="28"/>
           <w:rtl w:val="1"/>
         </w:rPr>
@@ -6584,6 +6591,7 @@
         <w:jc w:val="center"/>
         <w:tblLayout w:type="autofit"/>
         <w:tblLook w:firstColumn="1" w:firstRow="1" w:lastColumn="0" w:lastRow="0" w:noHBand="0" w:noVBand="1" w:val="04A0"/>
+        <w:tblW w:w="5000" w:type="pct"/>
       </w:tblPr>
       <w:tblGrid>
         <w:gridCol w:w="2339"/>
@@ -7071,7 +7079,7 @@
         <w:rPr>
           <w:rFonts w:ascii="Times New Roman" w:hAnsi="Times New Roman" w:cs="Simplified Arabic"/>
           <w:b w:val="0"/>
-          <w:sz w:val="28"/>
+          <w:sz w:val="26"/>
           <w:szCs w:val="28"/>
           <w:rtl w:val="1"/>
         </w:rPr>
@@ -7089,7 +7097,7 @@
         <w:rPr>
           <w:rFonts w:ascii="Times New Roman" w:hAnsi="Times New Roman" w:cs="Simplified Arabic"/>
           <w:b/>
-          <w:sz w:val="28"/>
+          <w:sz w:val="26"/>
           <w:szCs w:val="28"/>
           <w:bCs/>
           <w:rtl w:val="1"/>
@@ -7100,7 +7108,7 @@
         <w:rPr>
           <w:rFonts w:ascii="Times New Roman" w:hAnsi="Times New Roman" w:cs="Simplified Arabic"/>
           <w:b w:val="0"/>
-          <w:sz w:val="28"/>
+          <w:sz w:val="26"/>
           <w:szCs w:val="28"/>
           <w:rtl w:val="1"/>
         </w:rPr>
@@ -7157,7 +7165,7 @@
         <w:rPr>
           <w:rFonts w:ascii="Times New Roman" w:hAnsi="Times New Roman" w:cs="Simplified Arabic"/>
           <w:b w:val="0"/>
-          <w:sz w:val="28"/>
+          <w:sz w:val="26"/>
           <w:szCs w:val="28"/>
           <w:rtl w:val="1"/>
         </w:rPr>
@@ -7278,7 +7286,7 @@
         <w:rPr>
           <w:rFonts w:ascii="Times New Roman" w:hAnsi="Times New Roman" w:cs="Simplified Arabic"/>
           <w:b/>
-          <w:sz w:val="28"/>
+          <w:sz w:val="26"/>
           <w:szCs w:val="28"/>
           <w:bCs/>
           <w:rtl w:val="1"/>
@@ -7289,7 +7297,7 @@
         <w:rPr>
           <w:rFonts w:ascii="Times New Roman" w:hAnsi="Times New Roman" w:cs="Simplified Arabic"/>
           <w:b w:val="0"/>
-          <w:sz w:val="28"/>
+          <w:sz w:val="26"/>
           <w:szCs w:val="28"/>
           <w:rtl w:val="1"/>
         </w:rPr>
@@ -7306,7 +7314,7 @@
         <w:rPr>
           <w:rFonts w:ascii="Times New Roman" w:hAnsi="Times New Roman" w:cs="Simplified Arabic"/>
           <w:b/>
-          <w:sz w:val="30"/>
+          <w:sz w:val="28"/>
           <w:szCs w:val="30"/>
           <w:bCs/>
           <w:rtl w:val="1"/>
@@ -7325,7 +7333,7 @@
         <w:rPr>
           <w:rFonts w:ascii="Times New Roman" w:hAnsi="Times New Roman" w:cs="Simplified Arabic"/>
           <w:b w:val="0"/>
-          <w:sz w:val="28"/>
+          <w:sz w:val="26"/>
           <w:szCs w:val="28"/>
           <w:rtl w:val="1"/>
         </w:rPr>
@@ -7622,7 +7630,7 @@
         <w:rPr>
           <w:rFonts w:ascii="Times New Roman" w:hAnsi="Times New Roman" w:cs="Simplified Arabic"/>
           <w:b w:val="0"/>
-          <w:sz w:val="28"/>
+          <w:sz w:val="26"/>
           <w:szCs w:val="28"/>
           <w:rtl w:val="1"/>
         </w:rPr>
@@ -7639,7 +7647,7 @@
         <w:rPr>
           <w:rFonts w:ascii="Times New Roman" w:hAnsi="Times New Roman" w:cs="Simplified Arabic"/>
           <w:b/>
-          <w:sz w:val="34"/>
+          <w:sz w:val="32"/>
           <w:szCs w:val="34"/>
           <w:bCs/>
           <w:rtl w:val="1"/>
@@ -7658,7 +7666,7 @@
         <w:rPr>
           <w:rFonts w:ascii="Times New Roman" w:hAnsi="Times New Roman" w:cs="Simplified Arabic"/>
           <w:b w:val="0"/>
-          <w:sz w:val="28"/>
+          <w:sz w:val="26"/>
           <w:szCs w:val="28"/>
           <w:rtl w:val="1"/>
         </w:rPr>
@@ -7690,6 +7698,7 @@
         <w:jc w:val="center"/>
         <w:tblLayout w:type="autofit"/>
         <w:tblLook w:firstColumn="1" w:firstRow="1" w:lastColumn="0" w:lastRow="0" w:noHBand="0" w:noVBand="1" w:val="04A0"/>
+        <w:tblW w:w="5000" w:type="pct"/>
       </w:tblPr>
       <w:tblGrid>
         <w:gridCol w:w="2339"/>
@@ -8177,7 +8186,7 @@
         <w:rPr>
           <w:rFonts w:ascii="Times New Roman" w:hAnsi="Times New Roman" w:cs="Simplified Arabic"/>
           <w:b w:val="0"/>
-          <w:sz w:val="28"/>
+          <w:sz w:val="26"/>
           <w:szCs w:val="28"/>
           <w:rtl w:val="1"/>
         </w:rPr>
@@ -8209,6 +8218,7 @@
         <w:jc w:val="center"/>
         <w:tblLayout w:type="autofit"/>
         <w:tblLook w:firstColumn="1" w:firstRow="1" w:lastColumn="0" w:lastRow="0" w:noHBand="0" w:noVBand="1" w:val="04A0"/>
+        <w:tblW w:w="5000" w:type="pct"/>
       </w:tblPr>
       <w:tblGrid>
         <w:gridCol w:w="2339"/>
@@ -8786,7 +8796,7 @@
         <w:rPr>
           <w:rFonts w:ascii="Times New Roman" w:hAnsi="Times New Roman" w:cs="Simplified Arabic"/>
           <w:b w:val="0"/>
-          <w:sz w:val="28"/>
+          <w:sz w:val="26"/>
           <w:szCs w:val="28"/>
           <w:rtl w:val="1"/>
         </w:rPr>
@@ -8803,7 +8813,7 @@
         <w:rPr>
           <w:rFonts w:ascii="Times New Roman" w:hAnsi="Times New Roman" w:cs="Simplified Arabic"/>
           <w:b/>
-          <w:sz w:val="34"/>
+          <w:sz w:val="32"/>
           <w:szCs w:val="34"/>
           <w:bCs/>
           <w:rtl w:val="1"/>
@@ -8821,7 +8831,7 @@
         <w:rPr>
           <w:rFonts w:ascii="Times New Roman" w:hAnsi="Times New Roman" w:cs="Simplified Arabic"/>
           <w:b/>
-          <w:sz w:val="30"/>
+          <w:sz w:val="28"/>
           <w:szCs w:val="30"/>
           <w:bCs/>
           <w:rtl w:val="1"/>
@@ -8840,7 +8850,7 @@
         <w:rPr>
           <w:rFonts w:ascii="Times New Roman" w:hAnsi="Times New Roman" w:cs="Simplified Arabic"/>
           <w:b w:val="0"/>
-          <w:sz w:val="28"/>
+          <w:sz w:val="26"/>
           <w:szCs w:val="28"/>
           <w:rtl w:val="1"/>
         </w:rPr>
@@ -8916,7 +8926,7 @@
         <w:rPr>
           <w:rFonts w:ascii="Times New Roman" w:hAnsi="Times New Roman" w:cs="Simplified Arabic"/>
           <w:b/>
-          <w:sz w:val="28"/>
+          <w:sz w:val="26"/>
           <w:szCs w:val="28"/>
           <w:bCs/>
           <w:rtl w:val="1"/>
@@ -8927,7 +8937,7 @@
         <w:rPr>
           <w:rFonts w:ascii="Times New Roman" w:hAnsi="Times New Roman" w:cs="Simplified Arabic"/>
           <w:b w:val="0"/>
-          <w:sz w:val="28"/>
+          <w:sz w:val="26"/>
           <w:szCs w:val="28"/>
           <w:rtl w:val="1"/>
         </w:rPr>
@@ -8945,7 +8955,7 @@
         <w:rPr>
           <w:rFonts w:ascii="Times New Roman" w:hAnsi="Times New Roman" w:cs="Simplified Arabic"/>
           <w:b/>
-          <w:sz w:val="28"/>
+          <w:sz w:val="26"/>
           <w:szCs w:val="28"/>
           <w:bCs/>
           <w:rtl w:val="1"/>
@@ -8956,7 +8966,7 @@
         <w:rPr>
           <w:rFonts w:ascii="Times New Roman" w:hAnsi="Times New Roman" w:cs="Simplified Arabic"/>
           <w:b w:val="0"/>
-          <w:sz w:val="28"/>
+          <w:sz w:val="26"/>
           <w:szCs w:val="28"/>
           <w:rtl w:val="1"/>
         </w:rPr>
@@ -8974,7 +8984,7 @@
         <w:rPr>
           <w:rFonts w:ascii="Times New Roman" w:hAnsi="Times New Roman" w:cs="Simplified Arabic"/>
           <w:b/>
-          <w:sz w:val="28"/>
+          <w:sz w:val="26"/>
           <w:szCs w:val="28"/>
           <w:bCs/>
           <w:rtl w:val="1"/>
@@ -8985,7 +8995,7 @@
         <w:rPr>
           <w:rFonts w:ascii="Times New Roman" w:hAnsi="Times New Roman" w:cs="Simplified Arabic"/>
           <w:b w:val="0"/>
-          <w:sz w:val="28"/>
+          <w:sz w:val="26"/>
           <w:szCs w:val="28"/>
           <w:rtl w:val="1"/>
         </w:rPr>
@@ -9060,7 +9070,7 @@
         <w:rPr>
           <w:rFonts w:ascii="Times New Roman" w:hAnsi="Times New Roman" w:cs="Simplified Arabic"/>
           <w:b/>
-          <w:sz w:val="30"/>
+          <w:sz w:val="28"/>
           <w:szCs w:val="30"/>
           <w:bCs/>
           <w:rtl w:val="1"/>
@@ -9079,7 +9089,7 @@
         <w:rPr>
           <w:rFonts w:ascii="Times New Roman" w:hAnsi="Times New Roman" w:cs="Simplified Arabic"/>
           <w:b w:val="0"/>
-          <w:sz w:val="28"/>
+          <w:sz w:val="26"/>
           <w:szCs w:val="28"/>
           <w:rtl w:val="1"/>
         </w:rPr>
@@ -9154,7 +9164,7 @@
         <w:rPr>
           <w:rFonts w:ascii="Times New Roman" w:hAnsi="Times New Roman" w:cs="Simplified Arabic"/>
           <w:b/>
-          <w:sz w:val="30"/>
+          <w:sz w:val="28"/>
           <w:szCs w:val="30"/>
           <w:bCs/>
           <w:rtl w:val="1"/>
@@ -9173,7 +9183,7 @@
         <w:rPr>
           <w:rFonts w:ascii="Times New Roman" w:hAnsi="Times New Roman" w:cs="Simplified Arabic"/>
           <w:b w:val="0"/>
-          <w:sz w:val="28"/>
+          <w:sz w:val="26"/>
           <w:szCs w:val="28"/>
           <w:rtl w:val="1"/>
         </w:rPr>
@@ -9249,7 +9259,7 @@
         <w:rPr>
           <w:rFonts w:ascii="Times New Roman" w:hAnsi="Times New Roman" w:cs="Simplified Arabic"/>
           <w:b/>
-          <w:sz w:val="28"/>
+          <w:sz w:val="26"/>
           <w:szCs w:val="28"/>
           <w:bCs/>
           <w:rtl w:val="1"/>
@@ -9260,7 +9270,7 @@
         <w:rPr>
           <w:rFonts w:ascii="Times New Roman" w:hAnsi="Times New Roman" w:cs="Simplified Arabic"/>
           <w:b w:val="0"/>
-          <w:sz w:val="28"/>
+          <w:sz w:val="26"/>
           <w:szCs w:val="28"/>
           <w:rtl w:val="1"/>
         </w:rPr>
@@ -9278,7 +9288,7 @@
         <w:rPr>
           <w:rFonts w:ascii="Times New Roman" w:hAnsi="Times New Roman" w:cs="Simplified Arabic"/>
           <w:b/>
-          <w:sz w:val="28"/>
+          <w:sz w:val="26"/>
           <w:szCs w:val="28"/>
           <w:bCs/>
           <w:rtl w:val="1"/>
@@ -9289,7 +9299,7 @@
         <w:rPr>
           <w:rFonts w:ascii="Times New Roman" w:hAnsi="Times New Roman" w:cs="Simplified Arabic"/>
           <w:b w:val="0"/>
-          <w:sz w:val="28"/>
+          <w:sz w:val="26"/>
           <w:szCs w:val="28"/>
           <w:rtl w:val="1"/>
         </w:rPr>
@@ -9307,7 +9317,7 @@
         <w:rPr>
           <w:rFonts w:ascii="Times New Roman" w:hAnsi="Times New Roman" w:cs="Simplified Arabic"/>
           <w:b/>
-          <w:sz w:val="28"/>
+          <w:sz w:val="26"/>
           <w:szCs w:val="28"/>
           <w:bCs/>
           <w:rtl w:val="1"/>
@@ -9318,7 +9328,7 @@
         <w:rPr>
           <w:rFonts w:ascii="Times New Roman" w:hAnsi="Times New Roman" w:cs="Simplified Arabic"/>
           <w:b w:val="0"/>
-          <w:sz w:val="28"/>
+          <w:sz w:val="26"/>
           <w:szCs w:val="28"/>
           <w:rtl w:val="1"/>
         </w:rPr>
@@ -9336,7 +9346,7 @@
         <w:rPr>
           <w:rFonts w:ascii="Times New Roman" w:hAnsi="Times New Roman" w:cs="Simplified Arabic"/>
           <w:b/>
-          <w:sz w:val="28"/>
+          <w:sz w:val="26"/>
           <w:szCs w:val="28"/>
           <w:bCs/>
           <w:rtl w:val="1"/>
@@ -9347,7 +9357,7 @@
         <w:rPr>
           <w:rFonts w:ascii="Times New Roman" w:hAnsi="Times New Roman" w:cs="Simplified Arabic"/>
           <w:b w:val="0"/>
-          <w:sz w:val="28"/>
+          <w:sz w:val="26"/>
           <w:szCs w:val="28"/>
           <w:rtl w:val="1"/>
         </w:rPr>
@@ -9357,7 +9367,7 @@
         <w:rPr>
           <w:rFonts w:ascii="Times New Roman" w:hAnsi="Times New Roman" w:cs="Simplified Arabic"/>
           <w:b/>
-          <w:sz w:val="28"/>
+          <w:sz w:val="26"/>
           <w:szCs w:val="28"/>
           <w:bCs/>
           <w:rtl w:val="1"/>
@@ -9368,7 +9378,7 @@
         <w:rPr>
           <w:rFonts w:ascii="Times New Roman" w:hAnsi="Times New Roman" w:cs="Simplified Arabic"/>
           <w:b w:val="0"/>
-          <w:sz w:val="28"/>
+          <w:sz w:val="26"/>
           <w:szCs w:val="28"/>
           <w:rtl w:val="1"/>
         </w:rPr>
@@ -9385,7 +9395,7 @@
         <w:rPr>
           <w:rFonts w:ascii="Times New Roman" w:hAnsi="Times New Roman" w:cs="Simplified Arabic"/>
           <w:b/>
-          <w:sz w:val="34"/>
+          <w:sz w:val="32"/>
           <w:szCs w:val="34"/>
           <w:bCs/>
           <w:rtl w:val="1"/>
@@ -9403,7 +9413,7 @@
         <w:rPr>
           <w:rFonts w:ascii="Times New Roman" w:hAnsi="Times New Roman" w:cs="Simplified Arabic"/>
           <w:b/>
-          <w:sz w:val="30"/>
+          <w:sz w:val="28"/>
           <w:szCs w:val="30"/>
           <w:bCs/>
           <w:rtl w:val="1"/>
@@ -9422,7 +9432,7 @@
         <w:rPr>
           <w:rFonts w:ascii="Times New Roman" w:hAnsi="Times New Roman" w:cs="Simplified Arabic"/>
           <w:b w:val="0"/>
-          <w:sz w:val="28"/>
+          <w:sz w:val="26"/>
           <w:szCs w:val="28"/>
           <w:rtl w:val="1"/>
         </w:rPr>
@@ -9454,6 +9464,7 @@
         <w:jc w:val="center"/>
         <w:tblLayout w:type="autofit"/>
         <w:tblLook w:firstColumn="1" w:firstRow="1" w:lastColumn="0" w:lastRow="0" w:noHBand="0" w:noVBand="1" w:val="04A0"/>
+        <w:tblW w:w="5000" w:type="pct"/>
       </w:tblPr>
       <w:tblGrid>
         <w:gridCol w:w="3118"/>
@@ -9759,7 +9770,7 @@
         <w:rPr>
           <w:rFonts w:ascii="Times New Roman" w:hAnsi="Times New Roman" w:cs="Simplified Arabic"/>
           <w:b/>
-          <w:sz w:val="30"/>
+          <w:sz w:val="28"/>
           <w:szCs w:val="30"/>
           <w:bCs/>
           <w:rtl w:val="1"/>
@@ -9778,7 +9789,7 @@
         <w:rPr>
           <w:rFonts w:ascii="Times New Roman" w:hAnsi="Times New Roman" w:cs="Simplified Arabic"/>
           <w:b/>
-          <w:sz w:val="28"/>
+          <w:sz w:val="26"/>
           <w:szCs w:val="28"/>
           <w:bCs/>
           <w:rtl w:val="1"/>
@@ -9789,7 +9800,7 @@
         <w:rPr>
           <w:rFonts w:ascii="Times New Roman" w:hAnsi="Times New Roman" w:cs="Simplified Arabic"/>
           <w:b w:val="0"/>
-          <w:sz w:val="28"/>
+          <w:sz w:val="26"/>
           <w:szCs w:val="28"/>
           <w:rtl w:val="1"/>
         </w:rPr>
@@ -9821,6 +9832,7 @@
         <w:jc w:val="center"/>
         <w:tblLayout w:type="autofit"/>
         <w:tblLook w:firstColumn="1" w:firstRow="1" w:lastColumn="0" w:lastRow="0" w:noHBand="0" w:noVBand="1" w:val="04A0"/>
+        <w:tblW w:w="5000" w:type="pct"/>
       </w:tblPr>
       <w:tblGrid>
         <w:gridCol w:w="1871"/>
@@ -10645,7 +10657,7 @@
         <w:rPr>
           <w:rFonts w:ascii="Times New Roman" w:hAnsi="Times New Roman" w:cs="Simplified Arabic"/>
           <w:b/>
-          <w:sz w:val="28"/>
+          <w:sz w:val="26"/>
           <w:szCs w:val="28"/>
           <w:bCs/>
           <w:rtl w:val="1"/>
@@ -10656,7 +10668,7 @@
         <w:rPr>
           <w:rFonts w:ascii="Times New Roman" w:hAnsi="Times New Roman" w:cs="Simplified Arabic"/>
           <w:b w:val="0"/>
-          <w:sz w:val="28"/>
+          <w:sz w:val="26"/>
           <w:szCs w:val="28"/>
           <w:rtl w:val="1"/>
         </w:rPr>
@@ -10697,7 +10709,7 @@
         <w:rPr>
           <w:rFonts w:ascii="Times New Roman" w:hAnsi="Times New Roman" w:cs="Simplified Arabic"/>
           <w:b w:val="0"/>
-          <w:sz w:val="28"/>
+          <w:sz w:val="26"/>
           <w:szCs w:val="28"/>
           <w:rtl w:val="1"/>
         </w:rPr>
@@ -10715,7 +10727,7 @@
         <w:rPr>
           <w:rFonts w:ascii="Times New Roman" w:hAnsi="Times New Roman" w:cs="Simplified Arabic"/>
           <w:b/>
-          <w:sz w:val="28"/>
+          <w:sz w:val="26"/>
           <w:szCs w:val="28"/>
           <w:bCs/>
           <w:rtl w:val="1"/>
@@ -10726,7 +10738,7 @@
         <w:rPr>
           <w:rFonts w:ascii="Times New Roman" w:hAnsi="Times New Roman" w:cs="Simplified Arabic"/>
           <w:b w:val="0"/>
-          <w:sz w:val="28"/>
+          <w:sz w:val="26"/>
           <w:szCs w:val="28"/>
           <w:rtl w:val="1"/>
         </w:rPr>
@@ -10736,7 +10748,7 @@
         <w:rPr>
           <w:rFonts w:ascii="Times New Roman" w:hAnsi="Times New Roman" w:cs="Simplified Arabic"/>
           <w:b/>
-          <w:sz w:val="28"/>
+          <w:sz w:val="26"/>
           <w:szCs w:val="28"/>
           <w:bCs/>
           <w:rtl w:val="1"/>
@@ -10747,7 +10759,7 @@
         <w:rPr>
           <w:rFonts w:ascii="Times New Roman" w:hAnsi="Times New Roman" w:cs="Simplified Arabic"/>
           <w:b w:val="0"/>
-          <w:sz w:val="28"/>
+          <w:sz w:val="26"/>
           <w:szCs w:val="28"/>
           <w:rtl w:val="1"/>
         </w:rPr>
@@ -10765,7 +10777,7 @@
         <w:rPr>
           <w:rFonts w:ascii="Times New Roman" w:hAnsi="Times New Roman" w:cs="Simplified Arabic"/>
           <w:b/>
-          <w:sz w:val="28"/>
+          <w:sz w:val="26"/>
           <w:szCs w:val="28"/>
           <w:bCs/>
           <w:rtl w:val="1"/>
@@ -10776,7 +10788,7 @@
         <w:rPr>
           <w:rFonts w:ascii="Times New Roman" w:hAnsi="Times New Roman" w:cs="Simplified Arabic"/>
           <w:b w:val="0"/>
-          <w:sz w:val="28"/>
+          <w:sz w:val="26"/>
           <w:szCs w:val="28"/>
           <w:rtl w:val="1"/>
         </w:rPr>
@@ -10793,7 +10805,7 @@
         <w:rPr>
           <w:rFonts w:ascii="Times New Roman" w:hAnsi="Times New Roman" w:cs="Simplified Arabic"/>
           <w:b/>
-          <w:sz w:val="30"/>
+          <w:sz w:val="28"/>
           <w:szCs w:val="30"/>
           <w:bCs/>
           <w:rtl w:val="1"/>
@@ -10812,7 +10824,7 @@
         <w:rPr>
           <w:rFonts w:ascii="Times New Roman" w:hAnsi="Times New Roman" w:cs="Simplified Arabic"/>
           <w:b/>
-          <w:sz w:val="28"/>
+          <w:sz w:val="26"/>
           <w:szCs w:val="28"/>
           <w:bCs/>
           <w:rtl w:val="1"/>
@@ -10823,7 +10835,7 @@
         <w:rPr>
           <w:rFonts w:ascii="Times New Roman" w:hAnsi="Times New Roman" w:cs="Simplified Arabic"/>
           <w:b w:val="0"/>
-          <w:sz w:val="28"/>
+          <w:sz w:val="26"/>
           <w:szCs w:val="28"/>
           <w:rtl w:val="1"/>
         </w:rPr>
@@ -10841,7 +10853,7 @@
         <w:rPr>
           <w:rFonts w:ascii="Times New Roman" w:hAnsi="Times New Roman" w:cs="Simplified Arabic"/>
           <w:b/>
-          <w:sz w:val="28"/>
+          <w:sz w:val="26"/>
           <w:szCs w:val="28"/>
           <w:bCs/>
           <w:rtl w:val="1"/>
@@ -10852,7 +10864,7 @@
         <w:rPr>
           <w:rFonts w:ascii="Times New Roman" w:hAnsi="Times New Roman" w:cs="Simplified Arabic"/>
           <w:b w:val="0"/>
-          <w:sz w:val="28"/>
+          <w:sz w:val="26"/>
           <w:szCs w:val="28"/>
           <w:rtl w:val="1"/>
         </w:rPr>
@@ -10884,6 +10896,7 @@
         <w:jc w:val="center"/>
         <w:tblLayout w:type="autofit"/>
         <w:tblLook w:firstColumn="1" w:firstRow="1" w:lastColumn="0" w:lastRow="0" w:noHBand="0" w:noVBand="1" w:val="04A0"/>
+        <w:tblW w:w="5000" w:type="pct"/>
       </w:tblPr>
       <w:tblGrid>
         <w:gridCol w:w="2339"/>
@@ -11281,7 +11294,7 @@
         <w:rPr>
           <w:rFonts w:ascii="Times New Roman" w:hAnsi="Times New Roman" w:cs="Simplified Arabic"/>
           <w:b/>
-          <w:sz w:val="28"/>
+          <w:sz w:val="26"/>
           <w:szCs w:val="28"/>
           <w:bCs/>
           <w:rtl w:val="1"/>
@@ -11292,7 +11305,7 @@
         <w:rPr>
           <w:rFonts w:ascii="Times New Roman" w:hAnsi="Times New Roman" w:cs="Simplified Arabic"/>
           <w:b w:val="0"/>
-          <w:sz w:val="28"/>
+          <w:sz w:val="26"/>
           <w:szCs w:val="28"/>
           <w:rtl w:val="1"/>
         </w:rPr>
@@ -11324,6 +11337,7 @@
         <w:jc w:val="center"/>
         <w:tblLayout w:type="autofit"/>
         <w:tblLook w:firstColumn="1" w:firstRow="1" w:lastColumn="0" w:lastRow="0" w:noHBand="0" w:noVBand="1" w:val="04A0"/>
+        <w:tblW w:w="5000" w:type="pct"/>
       </w:tblPr>
       <w:tblGrid>
         <w:gridCol w:w="1871"/>
@@ -12148,7 +12162,7 @@
         <w:rPr>
           <w:rFonts w:ascii="Times New Roman" w:hAnsi="Times New Roman" w:cs="Simplified Arabic"/>
           <w:b/>
-          <w:sz w:val="28"/>
+          <w:sz w:val="26"/>
           <w:szCs w:val="28"/>
           <w:bCs/>
           <w:rtl w:val="1"/>
@@ -12159,7 +12173,7 @@
         <w:rPr>
           <w:rFonts w:ascii="Times New Roman" w:hAnsi="Times New Roman" w:cs="Simplified Arabic"/>
           <w:b w:val="0"/>
-          <w:sz w:val="28"/>
+          <w:sz w:val="26"/>
           <w:szCs w:val="28"/>
           <w:rtl w:val="1"/>
         </w:rPr>
@@ -12191,6 +12205,7 @@
         <w:jc w:val="center"/>
         <w:tblLayout w:type="autofit"/>
         <w:tblLook w:firstColumn="1" w:firstRow="1" w:lastColumn="0" w:lastRow="0" w:noHBand="0" w:noVBand="1" w:val="04A0"/>
+        <w:tblW w:w="5000" w:type="pct"/>
       </w:tblPr>
       <w:tblGrid>
         <w:gridCol w:w="2339"/>
@@ -12588,7 +12603,7 @@
         <w:rPr>
           <w:rFonts w:ascii="Times New Roman" w:hAnsi="Times New Roman" w:cs="Simplified Arabic"/>
           <w:b w:val="0"/>
-          <w:sz w:val="28"/>
+          <w:sz w:val="26"/>
           <w:szCs w:val="28"/>
           <w:rtl w:val="1"/>
         </w:rPr>
@@ -12722,7 +12737,7 @@
         <w:rPr>
           <w:rFonts w:ascii="Times New Roman" w:hAnsi="Times New Roman" w:cs="Simplified Arabic"/>
           <w:b/>
-          <w:sz w:val="28"/>
+          <w:sz w:val="26"/>
           <w:szCs w:val="28"/>
           <w:bCs/>
           <w:rtl w:val="1"/>
@@ -12733,7 +12748,7 @@
         <w:rPr>
           <w:rFonts w:ascii="Times New Roman" w:hAnsi="Times New Roman" w:cs="Simplified Arabic"/>
           <w:b w:val="0"/>
-          <w:sz w:val="28"/>
+          <w:sz w:val="26"/>
           <w:szCs w:val="28"/>
           <w:rtl w:val="1"/>
         </w:rPr>
@@ -12765,6 +12780,7 @@
         <w:jc w:val="center"/>
         <w:tblLayout w:type="autofit"/>
         <w:tblLook w:firstColumn="1" w:firstRow="1" w:lastColumn="0" w:lastRow="0" w:noHBand="0" w:noVBand="1" w:val="04A0"/>
+        <w:tblW w:w="5000" w:type="pct"/>
       </w:tblPr>
       <w:tblGrid>
         <w:gridCol w:w="1559"/>
@@ -13612,7 +13628,7 @@
         <w:rPr>
           <w:rFonts w:ascii="Times New Roman" w:hAnsi="Times New Roman" w:cs="Simplified Arabic"/>
           <w:b/>
-          <w:sz w:val="28"/>
+          <w:sz w:val="26"/>
           <w:szCs w:val="28"/>
           <w:bCs/>
           <w:rtl w:val="1"/>
@@ -13631,7 +13647,7 @@
         <w:rPr>
           <w:rFonts w:ascii="Times New Roman" w:hAnsi="Times New Roman" w:cs="Simplified Arabic"/>
           <w:b w:val="0"/>
-          <w:sz w:val="28"/>
+          <w:sz w:val="26"/>
           <w:szCs w:val="28"/>
           <w:rtl w:val="1"/>
         </w:rPr>
@@ -13641,7 +13657,7 @@
         <w:rPr>
           <w:rFonts w:ascii="Times New Roman" w:hAnsi="Times New Roman" w:cs="Simplified Arabic"/>
           <w:b/>
-          <w:sz w:val="28"/>
+          <w:sz w:val="26"/>
           <w:szCs w:val="28"/>
           <w:bCs/>
           <w:rtl w:val="1"/>
@@ -13652,7 +13668,7 @@
         <w:rPr>
           <w:rFonts w:ascii="Times New Roman" w:hAnsi="Times New Roman" w:cs="Simplified Arabic"/>
           <w:b w:val="0"/>
-          <w:sz w:val="28"/>
+          <w:sz w:val="26"/>
           <w:szCs w:val="28"/>
           <w:rtl w:val="1"/>
         </w:rPr>
@@ -13670,7 +13686,7 @@
         <w:rPr>
           <w:rFonts w:ascii="Times New Roman" w:hAnsi="Times New Roman" w:cs="Simplified Arabic"/>
           <w:b w:val="0"/>
-          <w:sz w:val="28"/>
+          <w:sz w:val="26"/>
           <w:szCs w:val="28"/>
           <w:rtl w:val="1"/>
         </w:rPr>
@@ -13680,7 +13696,7 @@
         <w:rPr>
           <w:rFonts w:ascii="Times New Roman" w:hAnsi="Times New Roman" w:cs="Simplified Arabic"/>
           <w:b/>
-          <w:sz w:val="28"/>
+          <w:sz w:val="26"/>
           <w:szCs w:val="28"/>
           <w:bCs/>
           <w:rtl w:val="1"/>
@@ -13691,7 +13707,7 @@
         <w:rPr>
           <w:rFonts w:ascii="Times New Roman" w:hAnsi="Times New Roman" w:cs="Simplified Arabic"/>
           <w:b w:val="0"/>
-          <w:sz w:val="28"/>
+          <w:sz w:val="26"/>
           <w:szCs w:val="28"/>
           <w:rtl w:val="1"/>
         </w:rPr>
@@ -13701,7 +13717,7 @@
         <w:rPr>
           <w:rFonts w:ascii="Times New Roman" w:hAnsi="Times New Roman" w:cs="Simplified Arabic"/>
           <w:b/>
-          <w:sz w:val="28"/>
+          <w:sz w:val="26"/>
           <w:szCs w:val="28"/>
           <w:bCs/>
           <w:rtl w:val="1"/>
@@ -13712,7 +13728,7 @@
         <w:rPr>
           <w:rFonts w:ascii="Times New Roman" w:hAnsi="Times New Roman" w:cs="Simplified Arabic"/>
           <w:b w:val="0"/>
-          <w:sz w:val="28"/>
+          <w:sz w:val="26"/>
           <w:szCs w:val="28"/>
           <w:rtl w:val="1"/>
         </w:rPr>
@@ -13730,7 +13746,7 @@
         <w:rPr>
           <w:rFonts w:ascii="Times New Roman" w:hAnsi="Times New Roman" w:cs="Simplified Arabic"/>
           <w:b w:val="0"/>
-          <w:sz w:val="28"/>
+          <w:sz w:val="26"/>
           <w:szCs w:val="28"/>
           <w:rtl w:val="1"/>
         </w:rPr>
@@ -13740,7 +13756,7 @@
         <w:rPr>
           <w:rFonts w:ascii="Times New Roman" w:hAnsi="Times New Roman" w:cs="Simplified Arabic"/>
           <w:b/>
-          <w:sz w:val="28"/>
+          <w:sz w:val="26"/>
           <w:szCs w:val="28"/>
           <w:bCs/>
           <w:rtl w:val="1"/>
@@ -13751,7 +13767,7 @@
         <w:rPr>
           <w:rFonts w:ascii="Times New Roman" w:hAnsi="Times New Roman" w:cs="Simplified Arabic"/>
           <w:b w:val="0"/>
-          <w:sz w:val="28"/>
+          <w:sz w:val="26"/>
           <w:szCs w:val="28"/>
           <w:rtl w:val="1"/>
         </w:rPr>
@@ -13783,6 +13799,7 @@
         <w:jc w:val="center"/>
         <w:tblLayout w:type="autofit"/>
         <w:tblLook w:firstColumn="1" w:firstRow="1" w:lastColumn="0" w:lastRow="0" w:noHBand="0" w:noVBand="1" w:val="04A0"/>
+        <w:tblW w:w="5000" w:type="pct"/>
       </w:tblPr>
       <w:tblGrid>
         <w:gridCol w:w="1871"/>
@@ -14495,7 +14512,7 @@
         <w:rPr>
           <w:rFonts w:ascii="Times New Roman" w:hAnsi="Times New Roman" w:cs="Simplified Arabic"/>
           <w:b w:val="0"/>
-          <w:sz w:val="28"/>
+          <w:sz w:val="26"/>
           <w:szCs w:val="28"/>
           <w:rtl w:val="1"/>
         </w:rPr>
@@ -14505,7 +14522,7 @@
         <w:rPr>
           <w:rFonts w:ascii="Times New Roman" w:hAnsi="Times New Roman" w:cs="Simplified Arabic"/>
           <w:b/>
-          <w:sz w:val="28"/>
+          <w:sz w:val="26"/>
           <w:szCs w:val="28"/>
           <w:bCs/>
           <w:rtl w:val="1"/>
@@ -14516,7 +14533,7 @@
         <w:rPr>
           <w:rFonts w:ascii="Times New Roman" w:hAnsi="Times New Roman" w:cs="Simplified Arabic"/>
           <w:b w:val="0"/>
-          <w:sz w:val="28"/>
+          <w:sz w:val="26"/>
           <w:szCs w:val="28"/>
           <w:rtl w:val="1"/>
         </w:rPr>
@@ -14526,7 +14543,7 @@
         <w:rPr>
           <w:rFonts w:ascii="Times New Roman" w:hAnsi="Times New Roman" w:cs="Simplified Arabic"/>
           <w:b/>
-          <w:sz w:val="28"/>
+          <w:sz w:val="26"/>
           <w:szCs w:val="28"/>
           <w:bCs/>
           <w:rtl w:val="1"/>
@@ -14537,7 +14554,7 @@
         <w:rPr>
           <w:rFonts w:ascii="Times New Roman" w:hAnsi="Times New Roman" w:cs="Simplified Arabic"/>
           <w:b w:val="0"/>
-          <w:sz w:val="28"/>
+          <w:sz w:val="26"/>
           <w:szCs w:val="28"/>
           <w:rtl w:val="1"/>
         </w:rPr>
@@ -14555,7 +14572,7 @@
         <w:rPr>
           <w:rFonts w:ascii="Times New Roman" w:hAnsi="Times New Roman" w:cs="Simplified Arabic"/>
           <w:b/>
-          <w:sz w:val="28"/>
+          <w:sz w:val="26"/>
           <w:szCs w:val="28"/>
           <w:bCs/>
           <w:rtl w:val="1"/>
@@ -14566,7 +14583,7 @@
         <w:rPr>
           <w:rFonts w:ascii="Times New Roman" w:hAnsi="Times New Roman" w:cs="Simplified Arabic"/>
           <w:b w:val="0"/>
-          <w:sz w:val="28"/>
+          <w:sz w:val="26"/>
           <w:szCs w:val="28"/>
           <w:rtl w:val="1"/>
         </w:rPr>
@@ -14598,6 +14615,7 @@
         <w:jc w:val="center"/>
         <w:tblLayout w:type="autofit"/>
         <w:tblLook w:firstColumn="1" w:firstRow="1" w:lastColumn="0" w:lastRow="0" w:noHBand="0" w:noVBand="1" w:val="04A0"/>
+        <w:tblW w:w="5000" w:type="pct"/>
       </w:tblPr>
       <w:tblGrid>
         <w:gridCol w:w="2339"/>
@@ -14994,7 +15012,7 @@
         <w:rPr>
           <w:rFonts w:ascii="Times New Roman" w:hAnsi="Times New Roman" w:cs="Simplified Arabic"/>
           <w:b/>
-          <w:sz w:val="30"/>
+          <w:sz w:val="28"/>
           <w:szCs w:val="30"/>
           <w:bCs/>
           <w:rtl w:val="1"/>
@@ -15013,7 +15031,7 @@
         <w:rPr>
           <w:rFonts w:ascii="Times New Roman" w:hAnsi="Times New Roman" w:cs="Simplified Arabic"/>
           <w:b/>
-          <w:sz w:val="28"/>
+          <w:sz w:val="26"/>
           <w:szCs w:val="28"/>
           <w:bCs/>
           <w:rtl w:val="1"/>
@@ -15024,7 +15042,7 @@
         <w:rPr>
           <w:rFonts w:ascii="Times New Roman" w:hAnsi="Times New Roman" w:cs="Simplified Arabic"/>
           <w:b w:val="0"/>
-          <w:sz w:val="28"/>
+          <w:sz w:val="26"/>
           <w:szCs w:val="28"/>
           <w:rtl w:val="1"/>
         </w:rPr>
@@ -15042,7 +15060,7 @@
         <w:rPr>
           <w:rFonts w:ascii="Times New Roman" w:hAnsi="Times New Roman" w:cs="Simplified Arabic"/>
           <w:b/>
-          <w:sz w:val="28"/>
+          <w:sz w:val="26"/>
           <w:szCs w:val="28"/>
           <w:bCs/>
           <w:rtl w:val="1"/>
@@ -15053,7 +15071,7 @@
         <w:rPr>
           <w:rFonts w:ascii="Times New Roman" w:hAnsi="Times New Roman" w:cs="Simplified Arabic"/>
           <w:b w:val="0"/>
-          <w:sz w:val="28"/>
+          <w:sz w:val="26"/>
           <w:szCs w:val="28"/>
           <w:rtl w:val="1"/>
         </w:rPr>
@@ -15085,6 +15103,7 @@
         <w:jc w:val="center"/>
         <w:tblLayout w:type="autofit"/>
         <w:tblLook w:firstColumn="1" w:firstRow="1" w:lastColumn="0" w:lastRow="0" w:noHBand="0" w:noVBand="1" w:val="04A0"/>
+        <w:tblW w:w="5000" w:type="pct"/>
       </w:tblPr>
       <w:tblGrid>
         <w:gridCol w:w="1871"/>
@@ -15855,7 +15874,7 @@
         <w:rPr>
           <w:rFonts w:ascii="Times New Roman" w:hAnsi="Times New Roman" w:cs="Simplified Arabic"/>
           <w:b/>
-          <w:sz w:val="28"/>
+          <w:sz w:val="26"/>
           <w:szCs w:val="28"/>
           <w:bCs/>
           <w:rtl w:val="1"/>
@@ -15874,7 +15893,7 @@
         <w:rPr>
           <w:rFonts w:ascii="Times New Roman" w:hAnsi="Times New Roman" w:cs="Simplified Arabic"/>
           <w:b w:val="0"/>
-          <w:sz w:val="28"/>
+          <w:sz w:val="26"/>
           <w:szCs w:val="28"/>
           <w:rtl w:val="1"/>
         </w:rPr>
@@ -15884,7 +15903,7 @@
         <w:rPr>
           <w:rFonts w:ascii="Times New Roman" w:hAnsi="Times New Roman" w:cs="Simplified Arabic"/>
           <w:b/>
-          <w:sz w:val="28"/>
+          <w:sz w:val="26"/>
           <w:szCs w:val="28"/>
           <w:bCs/>
           <w:rtl w:val="1"/>
@@ -15895,7 +15914,7 @@
         <w:rPr>
           <w:rFonts w:ascii="Times New Roman" w:hAnsi="Times New Roman" w:cs="Simplified Arabic"/>
           <w:b w:val="0"/>
-          <w:sz w:val="28"/>
+          <w:sz w:val="26"/>
           <w:szCs w:val="28"/>
           <w:rtl w:val="1"/>
         </w:rPr>
@@ -15913,7 +15932,7 @@
         <w:rPr>
           <w:rFonts w:ascii="Times New Roman" w:hAnsi="Times New Roman" w:cs="Simplified Arabic"/>
           <w:b w:val="0"/>
-          <w:sz w:val="28"/>
+          <w:sz w:val="26"/>
           <w:szCs w:val="28"/>
           <w:rtl w:val="1"/>
         </w:rPr>
@@ -15923,7 +15942,7 @@
         <w:rPr>
           <w:rFonts w:ascii="Times New Roman" w:hAnsi="Times New Roman" w:cs="Simplified Arabic"/>
           <w:b/>
-          <w:sz w:val="28"/>
+          <w:sz w:val="26"/>
           <w:szCs w:val="28"/>
           <w:bCs/>
           <w:rtl w:val="1"/>
@@ -15934,7 +15953,7 @@
         <w:rPr>
           <w:rFonts w:ascii="Times New Roman" w:hAnsi="Times New Roman" w:cs="Simplified Arabic"/>
           <w:b w:val="0"/>
-          <w:sz w:val="28"/>
+          <w:sz w:val="26"/>
           <w:szCs w:val="28"/>
           <w:rtl w:val="1"/>
         </w:rPr>
@@ -15952,7 +15971,7 @@
         <w:rPr>
           <w:rFonts w:ascii="Times New Roman" w:hAnsi="Times New Roman" w:cs="Simplified Arabic"/>
           <w:b w:val="0"/>
-          <w:sz w:val="28"/>
+          <w:sz w:val="26"/>
           <w:szCs w:val="28"/>
           <w:rtl w:val="1"/>
         </w:rPr>
@@ -15962,7 +15981,7 @@
         <w:rPr>
           <w:rFonts w:ascii="Times New Roman" w:hAnsi="Times New Roman" w:cs="Simplified Arabic"/>
           <w:b/>
-          <w:sz w:val="28"/>
+          <w:sz w:val="26"/>
           <w:szCs w:val="28"/>
           <w:bCs/>
           <w:rtl w:val="1"/>
@@ -15973,7 +15992,7 @@
         <w:rPr>
           <w:rFonts w:ascii="Times New Roman" w:hAnsi="Times New Roman" w:cs="Simplified Arabic"/>
           <w:b w:val="0"/>
-          <w:sz w:val="28"/>
+          <w:sz w:val="26"/>
           <w:szCs w:val="28"/>
           <w:rtl w:val="1"/>
         </w:rPr>
@@ -15991,7 +16010,7 @@
         <w:rPr>
           <w:rFonts w:ascii="Times New Roman" w:hAnsi="Times New Roman" w:cs="Simplified Arabic"/>
           <w:b w:val="0"/>
-          <w:sz w:val="28"/>
+          <w:sz w:val="26"/>
           <w:szCs w:val="28"/>
           <w:rtl w:val="1"/>
         </w:rPr>
@@ -16001,7 +16020,7 @@
         <w:rPr>
           <w:rFonts w:ascii="Times New Roman" w:hAnsi="Times New Roman" w:cs="Simplified Arabic"/>
           <w:b/>
-          <w:sz w:val="28"/>
+          <w:sz w:val="26"/>
           <w:szCs w:val="28"/>
           <w:bCs/>
           <w:rtl w:val="1"/>
@@ -16012,7 +16031,7 @@
         <w:rPr>
           <w:rFonts w:ascii="Times New Roman" w:hAnsi="Times New Roman" w:cs="Simplified Arabic"/>
           <w:b w:val="0"/>
-          <w:sz w:val="28"/>
+          <w:sz w:val="26"/>
           <w:szCs w:val="28"/>
           <w:rtl w:val="1"/>
         </w:rPr>
@@ -16030,7 +16049,7 @@
         <w:rPr>
           <w:rFonts w:ascii="Times New Roman" w:hAnsi="Times New Roman" w:cs="Simplified Arabic"/>
           <w:b/>
-          <w:sz w:val="28"/>
+          <w:sz w:val="26"/>
           <w:szCs w:val="28"/>
           <w:bCs/>
           <w:rtl w:val="1"/>
@@ -16041,7 +16060,7 @@
         <w:rPr>
           <w:rFonts w:ascii="Times New Roman" w:hAnsi="Times New Roman" w:cs="Simplified Arabic"/>
           <w:b w:val="0"/>
-          <w:sz w:val="28"/>
+          <w:sz w:val="26"/>
           <w:szCs w:val="28"/>
           <w:rtl w:val="1"/>
         </w:rPr>
@@ -16073,6 +16092,7 @@
         <w:jc w:val="center"/>
         <w:tblLayout w:type="autofit"/>
         <w:tblLook w:firstColumn="1" w:firstRow="1" w:lastColumn="0" w:lastRow="0" w:noHBand="0" w:noVBand="1" w:val="04A0"/>
+        <w:tblW w:w="5000" w:type="pct"/>
       </w:tblPr>
       <w:tblGrid>
         <w:gridCol w:w="1871"/>
@@ -16336,7 +16356,7 @@
         <w:rPr>
           <w:rFonts w:ascii="Times New Roman" w:hAnsi="Times New Roman" w:cs="Simplified Arabic"/>
           <w:b/>
-          <w:sz w:val="34"/>
+          <w:sz w:val="32"/>
           <w:szCs w:val="34"/>
           <w:bCs/>
           <w:rtl w:val="1"/>
@@ -16355,7 +16375,7 @@
         <w:rPr>
           <w:rFonts w:ascii="Times New Roman" w:hAnsi="Times New Roman" w:cs="Simplified Arabic"/>
           <w:b w:val="0"/>
-          <w:sz w:val="28"/>
+          <w:sz w:val="26"/>
           <w:szCs w:val="28"/>
           <w:rtl w:val="1"/>
         </w:rPr>
@@ -16387,6 +16407,7 @@
         <w:jc w:val="center"/>
         <w:tblLayout w:type="autofit"/>
         <w:tblLook w:firstColumn="1" w:firstRow="1" w:lastColumn="0" w:lastRow="0" w:noHBand="0" w:noVBand="1" w:val="04A0"/>
+        <w:tblW w:w="5000" w:type="pct"/>
       </w:tblPr>
       <w:tblGrid>
         <w:gridCol w:w="1871"/>
@@ -17673,6 +17694,7 @@
         <w:jc w:val="center"/>
         <w:tblLayout w:type="autofit"/>
         <w:tblLook w:firstColumn="1" w:firstRow="1" w:lastColumn="0" w:lastRow="0" w:noHBand="0" w:noVBand="1" w:val="04A0"/>
+        <w:tblW w:w="5000" w:type="pct"/>
       </w:tblPr>
       <w:tblGrid>
         <w:gridCol w:w="3118"/>
@@ -18658,7 +18680,7 @@
         <w:rPr>
           <w:rFonts w:ascii="Times New Roman" w:hAnsi="Times New Roman" w:cs="Simplified Arabic"/>
           <w:b/>
-          <w:sz w:val="34"/>
+          <w:sz w:val="32"/>
           <w:szCs w:val="34"/>
           <w:bCs/>
           <w:rtl w:val="1"/>
@@ -18676,7 +18698,7 @@
         <w:rPr>
           <w:rFonts w:ascii="Times New Roman" w:hAnsi="Times New Roman" w:cs="Simplified Arabic"/>
           <w:b/>
-          <w:sz w:val="30"/>
+          <w:sz w:val="28"/>
           <w:szCs w:val="30"/>
           <w:bCs/>
           <w:rtl w:val="1"/>
@@ -18695,7 +18717,7 @@
         <w:rPr>
           <w:rFonts w:ascii="Times New Roman" w:hAnsi="Times New Roman" w:cs="Simplified Arabic"/>
           <w:b w:val="0"/>
-          <w:sz w:val="28"/>
+          <w:sz w:val="26"/>
           <w:szCs w:val="28"/>
           <w:rtl w:val="1"/>
         </w:rPr>
@@ -18727,6 +18749,7 @@
         <w:jc w:val="center"/>
         <w:tblLayout w:type="autofit"/>
         <w:tblLook w:firstColumn="1" w:firstRow="1" w:lastColumn="0" w:lastRow="0" w:noHBand="0" w:noVBand="1" w:val="04A0"/>
+        <w:tblW w:w="5000" w:type="pct"/>
       </w:tblPr>
       <w:tblGrid>
         <w:gridCol w:w="3118"/>
@@ -19576,7 +19599,7 @@
         <w:rPr>
           <w:rFonts w:ascii="Times New Roman" w:hAnsi="Times New Roman" w:cs="Simplified Arabic"/>
           <w:b/>
-          <w:sz w:val="30"/>
+          <w:sz w:val="28"/>
           <w:szCs w:val="30"/>
           <w:bCs/>
           <w:rtl w:val="1"/>
@@ -19595,7 +19618,7 @@
         <w:rPr>
           <w:rFonts w:ascii="Times New Roman" w:hAnsi="Times New Roman" w:cs="Simplified Arabic"/>
           <w:b/>
-          <w:sz w:val="28"/>
+          <w:sz w:val="26"/>
           <w:szCs w:val="28"/>
           <w:bCs/>
           <w:rtl w:val="1"/>
@@ -19733,7 +19756,7 @@
         <w:rPr>
           <w:rFonts w:ascii="Times New Roman" w:hAnsi="Times New Roman" w:cs="Simplified Arabic"/>
           <w:b/>
-          <w:sz w:val="28"/>
+          <w:sz w:val="26"/>
           <w:szCs w:val="28"/>
           <w:bCs/>
           <w:rtl w:val="1"/>
@@ -19752,7 +19775,7 @@
         <w:rPr>
           <w:rFonts w:ascii="Times New Roman" w:hAnsi="Times New Roman" w:cs="Simplified Arabic"/>
           <w:b w:val="0"/>
-          <w:sz w:val="28"/>
+          <w:sz w:val="26"/>
           <w:szCs w:val="28"/>
           <w:rtl w:val="1"/>
         </w:rPr>
@@ -19770,7 +19793,7 @@
         <w:rPr>
           <w:rFonts w:ascii="Times New Roman" w:hAnsi="Times New Roman" w:cs="Simplified Arabic"/>
           <w:b w:val="0"/>
-          <w:sz w:val="28"/>
+          <w:sz w:val="26"/>
           <w:szCs w:val="28"/>
           <w:rtl w:val="1"/>
         </w:rPr>
@@ -19788,7 +19811,7 @@
         <w:rPr>
           <w:rFonts w:ascii="Times New Roman" w:hAnsi="Times New Roman" w:cs="Simplified Arabic"/>
           <w:b w:val="0"/>
-          <w:sz w:val="28"/>
+          <w:sz w:val="26"/>
           <w:szCs w:val="28"/>
           <w:rtl w:val="1"/>
         </w:rPr>
@@ -19806,7 +19829,7 @@
         <w:rPr>
           <w:rFonts w:ascii="Times New Roman" w:hAnsi="Times New Roman" w:cs="Simplified Arabic"/>
           <w:b w:val="0"/>
-          <w:sz w:val="28"/>
+          <w:sz w:val="26"/>
           <w:szCs w:val="28"/>
           <w:rtl w:val="1"/>
         </w:rPr>
@@ -19824,7 +19847,7 @@
         <w:rPr>
           <w:rFonts w:ascii="Times New Roman" w:hAnsi="Times New Roman" w:cs="Simplified Arabic"/>
           <w:b/>
-          <w:sz w:val="28"/>
+          <w:sz w:val="26"/>
           <w:szCs w:val="28"/>
           <w:bCs/>
           <w:rtl w:val="1"/>
@@ -19898,7 +19921,7 @@
         <w:rPr>
           <w:rFonts w:ascii="Times New Roman" w:hAnsi="Times New Roman" w:cs="Simplified Arabic"/>
           <w:b/>
-          <w:sz w:val="28"/>
+          <w:sz w:val="26"/>
           <w:szCs w:val="28"/>
           <w:bCs/>
           <w:rtl w:val="1"/>
@@ -20051,7 +20074,7 @@
         <w:rPr>
           <w:rFonts w:ascii="Times New Roman" w:hAnsi="Times New Roman" w:cs="Simplified Arabic"/>
           <w:b/>
-          <w:sz w:val="34"/>
+          <w:sz w:val="32"/>
           <w:szCs w:val="34"/>
           <w:bCs/>
           <w:rtl w:val="1"/>
@@ -20069,7 +20092,7 @@
         <w:rPr>
           <w:rFonts w:ascii="Times New Roman" w:hAnsi="Times New Roman" w:cs="Simplified Arabic"/>
           <w:b/>
-          <w:sz w:val="30"/>
+          <w:sz w:val="28"/>
           <w:szCs w:val="30"/>
           <w:bCs/>
           <w:rtl w:val="1"/>
@@ -20088,7 +20111,7 @@
         <w:rPr>
           <w:rFonts w:ascii="Times New Roman" w:hAnsi="Times New Roman" w:cs="Simplified Arabic"/>
           <w:b w:val="0"/>
-          <w:sz w:val="28"/>
+          <w:sz w:val="26"/>
           <w:szCs w:val="28"/>
           <w:rtl w:val="1"/>
         </w:rPr>
@@ -20164,7 +20187,7 @@
         <w:rPr>
           <w:rFonts w:ascii="Times New Roman" w:hAnsi="Times New Roman" w:cs="Simplified Arabic"/>
           <w:b/>
-          <w:sz w:val="28"/>
+          <w:sz w:val="26"/>
           <w:szCs w:val="28"/>
           <w:bCs/>
           <w:rtl w:val="1"/>
@@ -20175,7 +20198,7 @@
         <w:rPr>
           <w:rFonts w:ascii="Times New Roman" w:hAnsi="Times New Roman" w:cs="Simplified Arabic"/>
           <w:b w:val="0"/>
-          <w:sz w:val="28"/>
+          <w:sz w:val="26"/>
           <w:szCs w:val="28"/>
           <w:rtl w:val="1"/>
         </w:rPr>
@@ -20207,6 +20230,7 @@
         <w:jc w:val="center"/>
         <w:tblLayout w:type="autofit"/>
         <w:tblLook w:firstColumn="1" w:firstRow="1" w:lastColumn="0" w:lastRow="0" w:noHBand="0" w:noVBand="1" w:val="04A0"/>
+        <w:tblW w:w="5000" w:type="pct"/>
       </w:tblPr>
       <w:tblGrid>
         <w:gridCol w:w="2339"/>
@@ -21413,7 +21437,7 @@
         <w:rPr>
           <w:rFonts w:ascii="Times New Roman" w:hAnsi="Times New Roman" w:cs="Simplified Arabic"/>
           <w:b/>
-          <w:sz w:val="30"/>
+          <w:sz w:val="28"/>
           <w:szCs w:val="30"/>
           <w:bCs/>
           <w:rtl w:val="1"/>
@@ -21432,7 +21456,7 @@
         <w:rPr>
           <w:rFonts w:ascii="Times New Roman" w:hAnsi="Times New Roman" w:cs="Simplified Arabic"/>
           <w:b w:val="0"/>
-          <w:sz w:val="28"/>
+          <w:sz w:val="26"/>
           <w:szCs w:val="28"/>
           <w:rtl w:val="1"/>
         </w:rPr>
@@ -21464,6 +21488,7 @@
         <w:jc w:val="center"/>
         <w:tblLayout w:type="autofit"/>
         <w:tblLook w:firstColumn="1" w:firstRow="1" w:lastColumn="0" w:lastRow="0" w:noHBand="0" w:noVBand="1" w:val="04A0"/>
+        <w:tblW w:w="5000" w:type="pct"/>
       </w:tblPr>
       <w:tblGrid>
         <w:gridCol w:w="3118"/>
@@ -21973,7 +21998,7 @@
         <w:rPr>
           <w:rFonts w:ascii="Times New Roman" w:hAnsi="Times New Roman" w:cs="Simplified Arabic"/>
           <w:b/>
-          <w:sz w:val="34"/>
+          <w:sz w:val="32"/>
           <w:szCs w:val="34"/>
           <w:bCs/>
           <w:rtl w:val="1"/>
@@ -21992,7 +22017,7 @@
         <w:rPr>
           <w:rFonts w:ascii="Times New Roman" w:hAnsi="Times New Roman" w:cs="Simplified Arabic"/>
           <w:b w:val="0"/>
-          <w:sz w:val="28"/>
+          <w:sz w:val="26"/>
           <w:szCs w:val="28"/>
           <w:rtl w:val="1"/>
         </w:rPr>
@@ -22010,7 +22035,7 @@
         <w:rPr>
           <w:rFonts w:ascii="Times New Roman" w:hAnsi="Times New Roman" w:cs="Simplified Arabic"/>
           <w:b w:val="0"/>
-          <w:sz w:val="28"/>
+          <w:sz w:val="26"/>
           <w:szCs w:val="28"/>
           <w:rtl w:val="1"/>
         </w:rPr>
@@ -22028,7 +22053,7 @@
         <w:rPr>
           <w:rFonts w:ascii="Times New Roman" w:hAnsi="Times New Roman" w:cs="Simplified Arabic"/>
           <w:b w:val="0"/>
-          <w:sz w:val="28"/>
+          <w:sz w:val="26"/>
           <w:szCs w:val="28"/>
           <w:rtl w:val="1"/>
         </w:rPr>
@@ -22045,7 +22070,7 @@
         <w:rPr>
           <w:rFonts w:ascii="Times New Roman" w:hAnsi="Times New Roman" w:cs="Simplified Arabic"/>
           <w:b/>
-          <w:sz w:val="34"/>
+          <w:sz w:val="32"/>
           <w:szCs w:val="34"/>
           <w:bCs/>
           <w:rtl w:val="1"/>
@@ -22060,6 +22085,7 @@
         <w:jc w:val="center"/>
         <w:tblLayout w:type="autofit"/>
         <w:tblLook w:firstColumn="1" w:firstRow="1" w:lastColumn="0" w:lastRow="0" w:noHBand="0" w:noVBand="1" w:val="04A0"/>
+        <w:tblW w:w="5000" w:type="pct"/>
       </w:tblPr>
       <w:tblGrid>
         <w:gridCol w:w="4677"/>
@@ -22550,7 +22576,7 @@
         <w:rPr>
           <w:rFonts w:ascii="Times New Roman" w:hAnsi="Times New Roman" w:cs="Simplified Arabic"/>
           <w:b/>
-          <w:sz w:val="34"/>
+          <w:sz w:val="32"/>
           <w:szCs w:val="34"/>
           <w:bCs/>
           <w:rtl w:val="1"/>
@@ -22565,6 +22591,7 @@
         <w:jc w:val="center"/>
         <w:tblLayout w:type="autofit"/>
         <w:tblLook w:firstColumn="1" w:firstRow="1" w:lastColumn="0" w:lastRow="0" w:noHBand="0" w:noVBand="1" w:val="04A0"/>
+        <w:tblW w:w="5000" w:type="pct"/>
       </w:tblPr>
       <w:tblGrid>
         <w:gridCol w:w="4677"/>

--- a/docs/الفصل-الرابع-التنفيذ-والنتائج.docx
+++ b/docs/الفصل-الرابع-التنفيذ-والنتائج.docx
@@ -15322,7 +15322,7 @@
                 <w:szCs w:val="24"/>
                 <w:rtl w:val="1"/>
               </w:rPr>
-              <w:t>0.16</w:t>
+              <w:t>0.17</w:t>
             </w:r>
           </w:p>
         </w:tc>
@@ -15390,7 +15390,7 @@
                 <w:szCs w:val="24"/>
                 <w:rtl w:val="1"/>
               </w:rPr>
-              <w:t>2.33</w:t>
+              <w:t>2.35</w:t>
             </w:r>
           </w:p>
         </w:tc>
@@ -15412,7 +15412,7 @@
                 <w:szCs w:val="24"/>
                 <w:rtl w:val="1"/>
               </w:rPr>
-              <w:t>1.97</w:t>
+              <w:t>2.09</w:t>
             </w:r>
           </w:p>
         </w:tc>
@@ -15434,7 +15434,7 @@
                 <w:szCs w:val="24"/>
                 <w:rtl w:val="1"/>
               </w:rPr>
-              <w:t>14.68</w:t>
+              <w:t>16.77</w:t>
             </w:r>
           </w:p>
         </w:tc>
@@ -15456,7 +15456,7 @@
                 <w:szCs w:val="24"/>
                 <w:rtl w:val="1"/>
               </w:rPr>
-              <w:t>0.80</w:t>
+              <w:t>0.65</w:t>
             </w:r>
           </w:p>
         </w:tc>
@@ -15546,7 +15546,7 @@
                 <w:szCs w:val="24"/>
                 <w:rtl w:val="1"/>
               </w:rPr>
-              <w:t>0.18</w:t>
+              <w:t>0.14</w:t>
             </w:r>
           </w:p>
         </w:tc>
@@ -15614,7 +15614,7 @@
                 <w:szCs w:val="24"/>
                 <w:rtl w:val="1"/>
               </w:rPr>
-              <w:t>2.36</w:t>
+              <w:t>2.38</w:t>
             </w:r>
           </w:p>
         </w:tc>
@@ -15636,7 +15636,7 @@
                 <w:szCs w:val="24"/>
                 <w:rtl w:val="1"/>
               </w:rPr>
-              <w:t>2.00</w:t>
+              <w:t>2.13</w:t>
             </w:r>
           </w:p>
         </w:tc>
@@ -15658,7 +15658,7 @@
                 <w:szCs w:val="24"/>
                 <w:rtl w:val="1"/>
               </w:rPr>
-              <w:t>15.02</w:t>
+              <w:t>17.08</w:t>
             </w:r>
           </w:p>
         </w:tc>
@@ -15680,7 +15680,7 @@
                 <w:szCs w:val="24"/>
                 <w:rtl w:val="1"/>
               </w:rPr>
-              <w:t>0.82</w:t>
+              <w:t>0.68</w:t>
             </w:r>
           </w:p>
         </w:tc>
@@ -15726,7 +15726,7 @@
                 <w:szCs w:val="24"/>
                 <w:rtl w:val="1"/>
               </w:rPr>
-              <w:t>3.68</w:t>
+              <w:t>3.82</w:t>
             </w:r>
           </w:p>
         </w:tc>
@@ -15748,7 +15748,7 @@
                 <w:szCs w:val="24"/>
                 <w:rtl w:val="1"/>
               </w:rPr>
-              <w:t>3.35</w:t>
+              <w:t>3.44</w:t>
             </w:r>
           </w:p>
         </w:tc>
@@ -15770,7 +15770,7 @@
                 <w:szCs w:val="24"/>
                 <w:rtl w:val="1"/>
               </w:rPr>
-              <w:t>36.74</w:t>
+              <w:t>46.40</w:t>
             </w:r>
           </w:p>
         </w:tc>
@@ -15792,7 +15792,7 @@
                 <w:szCs w:val="24"/>
                 <w:rtl w:val="1"/>
               </w:rPr>
-              <w:t>1.99</w:t>
+              <w:t>1.67</w:t>
             </w:r>
           </w:p>
         </w:tc>
@@ -15918,7 +15918,7 @@
           <w:szCs w:val="28"/>
           <w:rtl w:val="1"/>
         </w:rPr>
-        <w:t xml:space="preserve"> بلغ متوسط زمن طبقة المعالجة (التطبيع، وحذف عبارات الطلب، وتطبيق القاموس) 0.03 مللي ثانية، أي نحو 1% من زمن الاستجابة الكلي. ويرجع ذلك إلى أن القاموس يُبنى في الذاكرة مرة واحدة ويُخزَّن مؤقتًا، فلا تُقرأ قاعدة البيانات في كل استعلام، وأن قواعد التطبيع تجرى بمعالجة نصية واحدة على الجملة القصيرة.</w:t>
+        <w:t xml:space="preserve"> بلغ متوسط زمن طبقة المعالجة (التطبيع، وحذف عبارات الطلب، وتطبيق القاموس) 0.02 مللي ثانية، أي نحو 0.8% من زمن الاستجابة الكلي. ويرجع ذلك إلى أن القاموس يُبنى في الذاكرة مرة واحدة ويُخزَّن مؤقتًا، فلا تُقرأ قاعدة البيانات في كل استعلام، وأن قواعد التطبيع تجرى بمعالجة نصية واحدة على الجملة القصيرة.</w:t>
       </w:r>
     </w:p>
     <w:p>
@@ -15957,7 +15957,7 @@
           <w:szCs w:val="28"/>
           <w:rtl w:val="1"/>
         </w:rPr>
-        <w:t xml:space="preserve"> بلغ متوسط زمن البحث في الفهرس 2.43 مللي ثانية من أصل 2.47 مللي ثانية هي الزمن الكلي في الخادم، أي نحو 98%. وهذا متوقع ومقبول، وهو الذي يجعل قاعدة التصميم (استخدام محرك بحث مخصص بدلًا من مطابقة SQL) ذات قيمة عملية مباشرة؛ فحتى بعد إضافة مراحل المعالجة كافة، بقي الزمن الكلي دون 3 مللي ثوانٍ.</w:t>
+        <w:t xml:space="preserve"> بلغ متوسط زمن البحث في الفهرس 2.35 مللي ثانية من أصل 2.38 مللي ثانية هي الزمن الكلي في الخادم، أي نحو 98.7%. وهذا متوقع ومقبول، وهو الذي يجعل قاعدة التصميم (استخدام محرك بحث مخصص بدلًا من مطابقة SQL) ذات قيمة عملية مباشرة؛ فحتى بعد إضافة مراحل المعالجة كافة، بقي الزمن الكلي دون 3 مللي ثوانٍ.</w:t>
       </w:r>
     </w:p>
     <w:p>
@@ -15996,7 +15996,7 @@
           <w:szCs w:val="28"/>
           <w:rtl w:val="1"/>
         </w:rPr>
-        <w:t xml:space="preserve"> بلغ المتوسط الكلي 3.77 مللي ثانية والوسيط 3.35 مللي ثانية، وهو أدنى بأربعة وعشرين ضعفًا من الحد الذي يرى فيه نيلسن أن الرد يبدو فوريًا للمستخدم (100 مللي ثانية)، وأقل من ثانية واحدة التي ذُكرت حدًّا لعدم قطع تسلسل التفكير. وبهذا يتحقق المتطلب NFR-03 بالقياس الفعلي.</w:t>
+        <w:t xml:space="preserve"> بلغ المتوسط الكلي 3.82 مللي ثانية والوسيط 3.44 مللي ثانية، وهو أدنى بنحو ستة وعشرين ضعفًا من الحد الذي يرى فيه نيلسن أن الرد يبدو فوريًا للمستخدم (100 مللي ثانية)، وأقل من ثانية واحدة التي ذُكرت حدًّا لعدم قطع تسلسل التفكير. وبهذا يتحقق المتطلب NFR-03 بالقياس الفعلي.</w:t>
       </w:r>
     </w:p>
     <w:p>
@@ -16035,7 +16035,7 @@
           <w:szCs w:val="28"/>
           <w:rtl w:val="1"/>
         </w:rPr>
-        <w:t xml:space="preserve"> بلغت القيمة العظمى 15.02 مللي ثانية في زمن الخادم و36.74 مللي ثانية عبر HTTP، وتقع في أول استعلام من كل دورة تشغيل بسبب تهيئة الاتصال بخادم البحث والمسارات الباردة، ثم يستقر الزمن بعدها. وهذا الأثر معروف في خوادم البحث ولا يؤثر في الإحساس الفعلي بالمستخدم لأن أول استعلام يجري عند فتح الصفحة لا عند كل بحث.</w:t>
+        <w:t xml:space="preserve"> بلغت القيمة العظمى 17.08 مللي ثانية في زمن الخادم و46.40 مللي ثانية عبر HTTP، وتقع في أول استعلام من كل دورة تشغيل بسبب تهيئة الاتصال بخادم البحث والمسارات الباردة، ثم يستقر الزمن بعدها. وهذا الأثر معروف في خوادم البحث ولا يؤثر في الإحساس الفعلي بالمستخدم لأن أول استعلام يجري عند فتح الصفحة لا عند كل بحث.</w:t>
       </w:r>
     </w:p>
     <w:p>
@@ -22039,7 +22039,7 @@
           <w:szCs w:val="28"/>
           <w:rtl w:val="1"/>
         </w:rPr>
-        <w:t>وأُجريت التجربتان الثانية والثالثة بالكامل: فقد أظهرت التجربة الثانية أن مراحل المعالجة ترفع الدقة عند 5 من 0.580 إلى 0.720، ومتوسط الرتبة العكسية من 0.817 إلى 1.000، وأنها تخفض عدد الاستعلامات التي لا تُعد نتائج من 9 إلى صفر؛ وكان أثر القاموس التجاري هو الأكبر إذ رفع الدقة في فئتي «لفظ دارج» و«صيغة طلب» من 0.510 إلى 0.800. وأظهرت التجربة الثالثة أن الزمن الكلي في الخادم لا يتجاوز 2.47 مللي ثانية في المتوسط وأنه لا يتجاوز 3.77 مللي ثانية عبر HTTP، وأن طبقة المعالجة لا تستهلك منه أكثر من 1%.</w:t>
+        <w:t>وأُجريت التجربتان الثانية والثالثة بالكامل: فقد أظهرت التجربة الثانية أن مراحل المعالجة ترفع الدقة عند 5 من 0.580 إلى 0.720، ومتوسط الرتبة العكسية من 0.817 إلى 1.000، وأنها تخفض عدد الاستعلامات التي لا تُعد نتائج من 9 إلى صفر؛ وكان أثر القاموس التجاري هو الأكبر إذ رفع الدقة في فئتي «لفظ دارج» و«صيغة طلب» من 0.510 إلى 0.800. وأظهرت التجربة الثالثة أن الزمن الكلي في الخادم لا يتجاوز 2.38 مللي ثانية في المتوسط وأنه لا يتجاوز 3.82 مللي ثانية عبر HTTP، وأن طبقة المعالجة لا تستهلك منه أكثر من 1%.</w:t>
       </w:r>
     </w:p>
     <w:p>
